--- a/DesignDocuments/Mercenaries_Diseno_de_Clases.docx
+++ b/DesignDocuments/Mercenaries_Diseno_de_Clases.docx
@@ -11509,7 +11509,7 @@
                 <w:sz w:val="20"/>
                 <w:szCs w:val="20"/>
               </w:rPr>
-              <w:t xml:space="preserve">Base implementada</w:t>
+              <w:t xml:space="preserve">Implementado</w:t>
             </w:r>
           </w:p>
         </w:tc>
@@ -12288,7 +12288,7 @@
                 <w:sz w:val="20"/>
                 <w:szCs w:val="20"/>
               </w:rPr>
-              <w:t xml:space="preserve">Aura de alcance medio que hace que los enemigos dentro reciban más daño.</w:t>
+              <w:t xml:space="preserve">Aura que hace que los enemigos dentro reciban más daño.</w:t>
             </w:r>
           </w:p>
         </w:tc>
@@ -12336,7 +12336,7 @@
                 <w:sz w:val="20"/>
                 <w:szCs w:val="20"/>
               </w:rPr>
-              <w:t xml:space="preserve">Recibe alas oscuras y puede volar a gran velocidad. Su ataque principal hace un corte avanzando, recibe resistencia al daño, y sus aliados ganan velocidad de movimiento dentro del Aura de protección y velocidad de ataque dentro del Aura de venganza.</w:t>
+              <w:t xml:space="preserve">Recibe alas oscuras: cae lento y puede volver a impulsarse en el aire batiendo las alas. Su ataque principal hace un corte avanzando, recibe resistencia al daño, y sus aliados al alcance ganan velocidad de movimiento y de ataque.</w:t>
             </w:r>
           </w:p>
         </w:tc>
@@ -12367,7 +12367,7 @@
           <w:i/>
           <w:iCs/>
         </w:rPr>
-        <w:t xml:space="preserve">Emite un aura oscura de luz roja. Guarda el escudo y su martillo se agranda, cambiando el ataque a un arco corto. Su “Apuntado” pasa a poner un **escudo de puntos** sobre él o sobre el aliado seleccionado (ya no es una barrera direccional), que cura a quien reciba daño con él — pero es una curación individual. Dos cargas.</w:t>
+        <w:t xml:space="preserve">Emite un aura oscura de luz roja. Guarda el escudo y su martillo se agranda, cambiando el ataque a un arco corto. Su “Apuntado” pasa a **Cubrir con escudo**: pone un escudo de puntos sobre él o sobre el aliado seleccionado (ya no es una barrera direccional, así que protege por todos lados) y **todo lo que ese escudo frena vuelve como vida** para quien lo lleva. Es una curación individual, no de área. Dos cargas.</w:t>
       </w:r>
     </w:p>
     <w:tbl>
@@ -12925,7 +12925,7 @@
                 <w:sz w:val="20"/>
                 <w:szCs w:val="20"/>
               </w:rPr>
-              <w:t xml:space="preserve">Devoción en desarrollo · Venganza y Conquista pendientes</w:t>
+              <w:t xml:space="preserve">Devoción · Venganza · Conquista — las tres implementadas</w:t>
             </w:r>
           </w:p>
         </w:tc>
@@ -13524,7 +13524,7 @@
                 <w:sz w:val="20"/>
                 <w:szCs w:val="20"/>
               </w:rPr>
-              <w:t xml:space="preserve">Vuelo</w:t>
+              <w:t xml:space="preserve">Vuelo libre</w:t>
             </w:r>
           </w:p>
         </w:tc>
@@ -13547,7 +13547,23 @@
                 <w:sz w:val="20"/>
                 <w:szCs w:val="20"/>
               </w:rPr>
-              <w:t xml:space="preserve">Aparece en tres sitios con reglas distintas: Vuelo del Mago (planeo que se corta al recibir daño), Ángel vengador del Paladín (vuelo veloz sostenido) y Muerte silenciosa del Shinobi (salto dirigido a un objetivo). Se decidió que son mecánicas DISTINTAS, no una sola; falta especificar cada una.</w:t>
+              <w:t xml:space="preserve">Resuelto a medias. El Ángel vengador usa </w:t>
+            </w:r>
+            <w:r>
+              <w:rPr>
+                <w:b/>
+                <w:bCs/>
+                <w:sz w:val="20"/>
+                <w:szCs w:val="20"/>
+              </w:rPr>
+              <w:t xml:space="preserve">Caída de pluma</w:t>
+            </w:r>
+            <w:r>
+              <w:rPr>
+                <w:sz w:val="20"/>
+                <w:szCs w:val="20"/>
+              </w:rPr>
+              <w:t xml:space="preserve">, que ya está implementada: cae lento y puede volver a impulsarse en el aire, como un aleteo. Eso NO es volar libremente — falta definir el vuelo con control vertical sostenido que piden el Mago y la Muerte silenciosa del Shinobi.</w:t>
             </w:r>
           </w:p>
         </w:tc>
@@ -13854,7 +13870,45 @@
         <w:t xml:space="preserve">Decisiones ya tomadas</w:t>
       </w:r>
       <w:r>
-        <w:t xml:space="preserve"> que antes estaban abiertas: los roles por clase (sección 1), repetir clase permitido durante el desarrollo, progresión desde nivel 1 con experiencia pasiva hasta el máximo en el minuto 5, el Ki del Monje como mejora de sus dos botones de acción, el cambio de postura con 0.5 s de reutilización, el escudo de Conquista como escudo de puntos, y la Zona de verdad como silencio más desarme.</w:t>
+        <w:t xml:space="preserve"> que antes estaban abiertas: los roles por clase (sección 1), repetir clase permitido durante el desarrollo, progresión desde nivel 1 con experiencia pasiva hasta el máximo en el minuto 5, el Ki del Monje como mejora de sus dos botones de acción, el cambio de postura con 0.5 s de reutilización, la Zona de verdad como silencio más desarme, y el escudo de Conquista como un escudo de puntos que devuelve como vida todo lo que frena.</w:t>
+      </w:r>
+    </w:p>
+    <w:p>
+      <w:pPr>
+        <w:spacing w:after="80"/>
+      </w:pPr>
+    </w:p>
+    <w:p>
+      <w:pPr>
+        <w:pBdr>
+          <w:left w:val="single" w:color="E0A800" w:sz="14" w:space="6"/>
+        </w:pBdr>
+        <w:shd w:fill="FFF6DA" w:val="clear"/>
+        <w:spacing w:after="160" w:before="100"/>
+        <w:ind w:left="144" w:right="144"/>
+      </w:pPr>
+      <w:r>
+        <w:rPr>
+          <w:sz w:val="20"/>
+          <w:szCs w:val="20"/>
+        </w:rPr>
+        <w:t xml:space="preserve">Sobre el </w:t>
+      </w:r>
+      <w:r>
+        <w:rPr>
+          <w:b/>
+          <w:bCs/>
+          <w:sz w:val="20"/>
+          <w:szCs w:val="20"/>
+        </w:rPr>
+        <w:t xml:space="preserve">Aura de venganza</w:t>
+      </w:r>
+      <w:r>
+        <w:rPr>
+          <w:sz w:val="20"/>
+          <w:szCs w:val="20"/>
+        </w:rPr>
+        <w:t xml:space="preserve">: el diseño original partía el efecto del Ángel vengador en dos — velocidad de movimiento a los aliados del Aura de protección y velocidad de ataque a los del Aura de venganza. Se decidió NO partirlo: el jugador se mueve mucho durante la definitiva y estar pendiente de dos radios distintos no se lee en combate. Los dos beneficios van juntos, en un aura de alcance amplio.</w:t>
       </w:r>
     </w:p>
     <w:sectPr>
